--- a/docs/de/download/lernos-sustainability-guide.docx
+++ b/docs/de/download/lernos-sustainability-guide.docx
@@ -32,7 +32,7 @@
         <w:rPr>
           <w:lang w:val="de-de"/>
         </w:rPr>
-        <w:t xml:space="preserve">Antje Holst, …</w:t>
+        <w:t xml:space="preserve">Antje Holst, Claudia Strzelecki, Isabell Wellmann, Matthias Binder, Ruth Habermehl, Svenia Körner, Volker Schramm</w:t>
       </w:r>
     </w:p>
     <w:p>
@@ -43,7 +43,7 @@
         <w:rPr>
           <w:lang w:val="de-de"/>
         </w:rPr>
-        <w:t xml:space="preserve">Version 0.1 (dd.mm.2026)</w:t>
+        <w:t xml:space="preserve">Version 0.1 (24.06.2026)</w:t>
       </w:r>
     </w:p>
     <w:sdt>
@@ -6982,7 +6982,7 @@
     </w:p>
     <w:bookmarkEnd w:id="56"/>
     <w:bookmarkEnd w:id="57"/>
-    <w:bookmarkStart w:id="181" w:name="lernpfad"/>
+    <w:bookmarkStart w:id="134" w:name="lernpfad"/>
     <w:p>
       <w:pPr>
         <w:pStyle w:val="Heading1"/>
@@ -22289,7 +22289,30 @@
       </w:r>
     </w:p>
     <w:bookmarkEnd w:id="133"/>
-    <w:bookmarkStart w:id="179" w:name="anhang-literaturliste"/>
+    <w:bookmarkEnd w:id="134"/>
+    <w:bookmarkStart w:id="182" w:name="anhang"/>
+    <w:p>
+      <w:pPr>
+        <w:pStyle w:val="Heading1"/>
+      </w:pPr>
+      <w:r>
+        <w:rPr>
+          <w:rStyle w:val="SectionNumber"/>
+          <w:lang w:val="de-de"/>
+        </w:rPr>
+        <w:t xml:space="preserve">4</w:t>
+      </w:r>
+      <w:r>
+        <w:tab/>
+      </w:r>
+      <w:r>
+        <w:rPr>
+          <w:lang w:val="de-de"/>
+        </w:rPr>
+        <w:t xml:space="preserve">Anhang</w:t>
+      </w:r>
+    </w:p>
+    <w:bookmarkStart w:id="180" w:name="literaturliste"/>
     <w:p>
       <w:pPr>
         <w:pStyle w:val="Heading2"/>
@@ -22299,7 +22322,7 @@
           <w:rStyle w:val="SectionNumber"/>
           <w:lang w:val="de-de"/>
         </w:rPr>
-        <w:t xml:space="preserve">3.14</w:t>
+        <w:t xml:space="preserve">4.1</w:t>
       </w:r>
       <w:r>
         <w:tab/>
@@ -22308,7 +22331,7 @@
         <w:rPr>
           <w:lang w:val="de-de"/>
         </w:rPr>
-        <w:t xml:space="preserve">Anhang: Literaturliste</w:t>
+        <w:t xml:space="preserve">Literaturliste</w:t>
       </w:r>
     </w:p>
     <w:p>
@@ -22340,7 +22363,7 @@
         </w:rPr>
         <w:t xml:space="preserve"> </w:t>
       </w:r>
-      <w:hyperlink r:id="rId134">
+      <w:hyperlink r:id="rId135">
         <w:r>
           <w:rPr>
             <w:rStyle w:val="Hyperlink"/>
@@ -22355,7 +22378,7 @@
         </w:rPr>
         <w:t xml:space="preserve"> </w:t>
       </w:r>
-      <w:hyperlink r:id="rId135">
+      <w:hyperlink r:id="rId136">
         <w:r>
           <w:rPr>
             <w:rStyle w:val="Hyperlink"/>
@@ -22370,7 +22393,7 @@
         </w:rPr>
         <w:t xml:space="preserve"> </w:t>
       </w:r>
-      <w:hyperlink r:id="rId136">
+      <w:hyperlink r:id="rId137">
         <w:r>
           <w:rPr>
             <w:rStyle w:val="Hyperlink"/>
@@ -22385,7 +22408,7 @@
         </w:rPr>
         <w:t xml:space="preserve"> </w:t>
       </w:r>
-      <w:hyperlink r:id="rId137">
+      <w:hyperlink r:id="rId138">
         <w:r>
           <w:rPr>
             <w:rStyle w:val="Hyperlink"/>
@@ -22412,7 +22435,7 @@
         </w:rPr>
         <w:t xml:space="preserve"> </w:t>
       </w:r>
-      <w:hyperlink r:id="rId138">
+      <w:hyperlink r:id="rId139">
         <w:r>
           <w:rPr>
             <w:rStyle w:val="Hyperlink"/>
@@ -22435,7 +22458,7 @@
       <w:r>
         <w:br/>
       </w:r>
-      <w:hyperlink r:id="rId139">
+      <w:hyperlink r:id="rId140">
         <w:r>
           <w:rPr>
             <w:rStyle w:val="Hyperlink"/>
@@ -22450,7 +22473,7 @@
         </w:rPr>
         <w:t xml:space="preserve"> </w:t>
       </w:r>
-      <w:hyperlink r:id="rId140">
+      <w:hyperlink r:id="rId141">
         <w:r>
           <w:rPr>
             <w:rStyle w:val="Hyperlink"/>
@@ -22462,7 +22485,7 @@
       <w:r>
         <w:br/>
       </w:r>
-      <w:hyperlink r:id="rId141">
+      <w:hyperlink r:id="rId142">
         <w:r>
           <w:rPr>
             <w:rStyle w:val="Hyperlink"/>
@@ -22474,7 +22497,7 @@
       <w:r>
         <w:br/>
       </w:r>
-      <w:hyperlink r:id="rId142">
+      <w:hyperlink r:id="rId143">
         <w:r>
           <w:rPr>
             <w:rStyle w:val="Hyperlink"/>
@@ -22486,7 +22509,7 @@
       <w:r>
         <w:br/>
       </w:r>
-      <w:hyperlink r:id="rId143">
+      <w:hyperlink r:id="rId144">
         <w:r>
           <w:rPr>
             <w:rStyle w:val="Hyperlink"/>
@@ -22514,7 +22537,7 @@
         </w:rPr>
         <w:t xml:space="preserve"> </w:t>
       </w:r>
-      <w:hyperlink r:id="rId144">
+      <w:hyperlink r:id="rId145">
         <w:r>
           <w:rPr>
             <w:rStyle w:val="Hyperlink"/>
@@ -22529,7 +22552,7 @@
         </w:rPr>
         <w:t xml:space="preserve"> </w:t>
       </w:r>
-      <w:hyperlink r:id="rId145">
+      <w:hyperlink r:id="rId146">
         <w:r>
           <w:rPr>
             <w:rStyle w:val="Hyperlink"/>
@@ -22559,7 +22582,7 @@
         </w:rPr>
         <w:t xml:space="preserve"> </w:t>
       </w:r>
-      <w:hyperlink r:id="rId146">
+      <w:hyperlink r:id="rId147">
         <w:r>
           <w:rPr>
             <w:rStyle w:val="Hyperlink"/>
@@ -22574,7 +22597,7 @@
         </w:rPr>
         <w:t xml:space="preserve"> </w:t>
       </w:r>
-      <w:hyperlink r:id="rId147">
+      <w:hyperlink r:id="rId148">
         <w:r>
           <w:rPr>
             <w:rStyle w:val="Hyperlink"/>
@@ -22589,7 +22612,7 @@
         </w:rPr>
         <w:t xml:space="preserve"> </w:t>
       </w:r>
-      <w:hyperlink r:id="rId148">
+      <w:hyperlink r:id="rId149">
         <w:r>
           <w:rPr>
             <w:rStyle w:val="Hyperlink"/>
@@ -22619,7 +22642,7 @@
         </w:rPr>
         <w:t xml:space="preserve"> </w:t>
       </w:r>
-      <w:hyperlink r:id="rId149">
+      <w:hyperlink r:id="rId150">
         <w:r>
           <w:rPr>
             <w:rStyle w:val="Hyperlink"/>
@@ -22644,7 +22667,7 @@
       <w:r>
         <w:br/>
       </w:r>
-      <w:hyperlink r:id="rId150">
+      <w:hyperlink r:id="rId151">
         <w:r>
           <w:rPr>
             <w:rStyle w:val="Hyperlink"/>
@@ -22659,7 +22682,7 @@
         </w:rPr>
         <w:t xml:space="preserve"> </w:t>
       </w:r>
-      <w:hyperlink r:id="rId151">
+      <w:hyperlink r:id="rId152">
         <w:r>
           <w:rPr>
             <w:rStyle w:val="Hyperlink"/>
@@ -22674,7 +22697,7 @@
         </w:rPr>
         <w:t xml:space="preserve"> </w:t>
       </w:r>
-      <w:hyperlink r:id="rId152">
+      <w:hyperlink r:id="rId153">
         <w:r>
           <w:rPr>
             <w:rStyle w:val="Hyperlink"/>
@@ -22689,7 +22712,7 @@
         </w:rPr>
         <w:t xml:space="preserve"> </w:t>
       </w:r>
-      <w:hyperlink r:id="rId153">
+      <w:hyperlink r:id="rId154">
         <w:r>
           <w:rPr>
             <w:rStyle w:val="Hyperlink"/>
@@ -22704,7 +22727,7 @@
         </w:rPr>
         <w:t xml:space="preserve"> </w:t>
       </w:r>
-      <w:hyperlink r:id="rId154">
+      <w:hyperlink r:id="rId155">
         <w:r>
           <w:rPr>
             <w:rStyle w:val="Hyperlink"/>
@@ -22719,7 +22742,7 @@
         </w:rPr>
         <w:t xml:space="preserve"> </w:t>
       </w:r>
-      <w:hyperlink r:id="rId155">
+      <w:hyperlink r:id="rId156">
         <w:r>
           <w:rPr>
             <w:rStyle w:val="Hyperlink"/>
@@ -22734,7 +22757,7 @@
         </w:rPr>
         <w:t xml:space="preserve"> </w:t>
       </w:r>
-      <w:hyperlink r:id="rId156">
+      <w:hyperlink r:id="rId157">
         <w:r>
           <w:rPr>
             <w:rStyle w:val="Hyperlink"/>
@@ -22749,7 +22772,7 @@
         </w:rPr>
         <w:t xml:space="preserve"> </w:t>
       </w:r>
-      <w:hyperlink r:id="rId157">
+      <w:hyperlink r:id="rId158">
         <w:r>
           <w:rPr>
             <w:rStyle w:val="Hyperlink"/>
@@ -22764,7 +22787,7 @@
         </w:rPr>
         <w:t xml:space="preserve"> </w:t>
       </w:r>
-      <w:hyperlink r:id="rId158">
+      <w:hyperlink r:id="rId159">
         <w:r>
           <w:rPr>
             <w:rStyle w:val="Hyperlink"/>
@@ -22794,7 +22817,7 @@
         </w:rPr>
         <w:t xml:space="preserve"> </w:t>
       </w:r>
-      <w:hyperlink r:id="rId159">
+      <w:hyperlink r:id="rId160">
         <w:r>
           <w:rPr>
             <w:rStyle w:val="Hyperlink"/>
@@ -22809,7 +22832,7 @@
         </w:rPr>
         <w:t xml:space="preserve"> </w:t>
       </w:r>
-      <w:hyperlink r:id="rId160">
+      <w:hyperlink r:id="rId161">
         <w:r>
           <w:rPr>
             <w:rStyle w:val="Hyperlink"/>
@@ -22824,7 +22847,7 @@
         </w:rPr>
         <w:t xml:space="preserve"> </w:t>
       </w:r>
-      <w:hyperlink r:id="rId161">
+      <w:hyperlink r:id="rId162">
         <w:r>
           <w:rPr>
             <w:rStyle w:val="Hyperlink"/>
@@ -22849,7 +22872,7 @@
       <w:r>
         <w:br/>
       </w:r>
-      <w:hyperlink r:id="rId162">
+      <w:hyperlink r:id="rId163">
         <w:r>
           <w:rPr>
             <w:rStyle w:val="Hyperlink"/>
@@ -22864,7 +22887,7 @@
         </w:rPr>
         <w:t xml:space="preserve"> </w:t>
       </w:r>
-      <w:hyperlink r:id="rId163">
+      <w:hyperlink r:id="rId164">
         <w:r>
           <w:rPr>
             <w:rStyle w:val="Hyperlink"/>
@@ -22879,7 +22902,7 @@
         </w:rPr>
         <w:t xml:space="preserve"> </w:t>
       </w:r>
-      <w:hyperlink r:id="rId164">
+      <w:hyperlink r:id="rId165">
         <w:r>
           <w:rPr>
             <w:rStyle w:val="Hyperlink"/>
@@ -22904,7 +22927,7 @@
       <w:r>
         <w:br/>
       </w:r>
-      <w:hyperlink r:id="rId165">
+      <w:hyperlink r:id="rId166">
         <w:r>
           <w:rPr>
             <w:rStyle w:val="Hyperlink"/>
@@ -22916,7 +22939,7 @@
       <w:r>
         <w:br/>
       </w:r>
-      <w:hyperlink r:id="rId166">
+      <w:hyperlink r:id="rId167">
         <w:r>
           <w:rPr>
             <w:rStyle w:val="Hyperlink"/>
@@ -22931,7 +22954,7 @@
         </w:rPr>
         <w:t xml:space="preserve"> </w:t>
       </w:r>
-      <w:hyperlink r:id="rId167">
+      <w:hyperlink r:id="rId168">
         <w:r>
           <w:rPr>
             <w:rStyle w:val="Hyperlink"/>
@@ -22943,7 +22966,7 @@
       <w:r>
         <w:br/>
       </w:r>
-      <w:hyperlink r:id="rId168">
+      <w:hyperlink r:id="rId169">
         <w:r>
           <w:rPr>
             <w:rStyle w:val="Hyperlink"/>
@@ -22955,7 +22978,7 @@
       <w:r>
         <w:br/>
       </w:r>
-      <w:hyperlink r:id="rId169">
+      <w:hyperlink r:id="rId170">
         <w:r>
           <w:rPr>
             <w:rStyle w:val="Hyperlink"/>
@@ -22967,7 +22990,7 @@
       <w:r>
         <w:br/>
       </w:r>
-      <w:hyperlink r:id="rId170">
+      <w:hyperlink r:id="rId171">
         <w:r>
           <w:rPr>
             <w:rStyle w:val="Hyperlink"/>
@@ -22992,7 +23015,7 @@
       <w:r>
         <w:br/>
       </w:r>
-      <w:hyperlink r:id="rId171">
+      <w:hyperlink r:id="rId172">
         <w:r>
           <w:rPr>
             <w:rStyle w:val="Hyperlink"/>
@@ -23007,7 +23030,7 @@
         </w:rPr>
         <w:t xml:space="preserve"> </w:t>
       </w:r>
-      <w:hyperlink r:id="rId172">
+      <w:hyperlink r:id="rId173">
         <w:r>
           <w:rPr>
             <w:rStyle w:val="Hyperlink"/>
@@ -23022,7 +23045,7 @@
         </w:rPr>
         <w:t xml:space="preserve"> </w:t>
       </w:r>
-      <w:hyperlink r:id="rId173">
+      <w:hyperlink r:id="rId174">
         <w:r>
           <w:rPr>
             <w:rStyle w:val="Hyperlink"/>
@@ -23062,7 +23085,7 @@
       <w:r>
         <w:br/>
       </w:r>
-      <w:hyperlink r:id="rId174">
+      <w:hyperlink r:id="rId175">
         <w:r>
           <w:rPr>
             <w:rStyle w:val="Hyperlink"/>
@@ -23077,7 +23100,7 @@
         </w:rPr>
         <w:t xml:space="preserve"> </w:t>
       </w:r>
-      <w:hyperlink r:id="rId175">
+      <w:hyperlink r:id="rId176">
         <w:r>
           <w:rPr>
             <w:rStyle w:val="Hyperlink"/>
@@ -23092,7 +23115,7 @@
         </w:rPr>
         <w:t xml:space="preserve"> </w:t>
       </w:r>
-      <w:hyperlink r:id="rId176">
+      <w:hyperlink r:id="rId177">
         <w:r>
           <w:rPr>
             <w:rStyle w:val="Hyperlink"/>
@@ -23107,7 +23130,7 @@
         </w:rPr>
         <w:t xml:space="preserve"> </w:t>
       </w:r>
-      <w:hyperlink r:id="rId177">
+      <w:hyperlink r:id="rId178">
         <w:r>
           <w:rPr>
             <w:rStyle w:val="Hyperlink"/>
@@ -23122,7 +23145,7 @@
         </w:rPr>
         <w:t xml:space="preserve"> </w:t>
       </w:r>
-      <w:hyperlink r:id="rId178">
+      <w:hyperlink r:id="rId179">
         <w:r>
           <w:rPr>
             <w:rStyle w:val="Hyperlink"/>
@@ -23132,8 +23155,8 @@
         </w:r>
       </w:hyperlink>
     </w:p>
-    <w:bookmarkEnd w:id="179"/>
-    <w:bookmarkStart w:id="180" w:name="danksagungen"/>
+    <w:bookmarkEnd w:id="180"/>
+    <w:bookmarkStart w:id="181" w:name="danksagungen"/>
     <w:p>
       <w:pPr>
         <w:pStyle w:val="Heading2"/>
@@ -23143,7 +23166,7 @@
           <w:rStyle w:val="SectionNumber"/>
           <w:lang w:val="de-de"/>
         </w:rPr>
-        <w:t xml:space="preserve">3.15</w:t>
+        <w:t xml:space="preserve">4.2</w:t>
       </w:r>
       <w:r>
         <w:tab/>
@@ -23375,8 +23398,8 @@
         <w:t xml:space="preserve">Statt einen eigenen Canvas zu entwickeln, haben wir den Climate Action Canvas von www.climateconnections.de genutzt. Er steht zur freien Verfügung im Netz - danke dafür!</w:t>
       </w:r>
     </w:p>
-    <w:bookmarkEnd w:id="180"/>
     <w:bookmarkEnd w:id="181"/>
+    <w:bookmarkEnd w:id="182"/>
     <w:sectPr>
       <w:footnotePr>
         <w:numRestart w:val="eachSect"/>
